--- a/internal_doc/00.项目管理/01.会议纪要/例会纪要_20140818.docx
+++ b/internal_doc/00.项目管理/01.会议纪要/例会纪要_20140818.docx
@@ -276,55 +276,6 @@
       </w:r>
     </w:p>
     <w:p>
-      <w:r>
-        <w:rPr>
-          <w:rFonts w:hint="eastAsia"/>
-          <w:noProof/>
-        </w:rPr>
-        <w:t>重新修改</w:t>
-      </w:r>
-      <w:r>
-        <w:rPr>
-          <w:rFonts w:hint="eastAsia"/>
-          <w:noProof/>
-        </w:rPr>
-        <w:t>的</w:t>
-      </w:r>
-      <w:r>
-        <w:rPr>
-          <w:rFonts w:hint="eastAsia"/>
-          <w:noProof/>
-        </w:rPr>
-        <w:t>CI</w:t>
-      </w:r>
-      <w:r>
-        <w:rPr>
-          <w:rFonts w:hint="eastAsia"/>
-          <w:noProof/>
-        </w:rPr>
-        <w:t>脚本导致</w:t>
-      </w:r>
-      <w:r>
-        <w:rPr>
-          <w:rFonts w:hint="eastAsia"/>
-          <w:noProof/>
-        </w:rPr>
-        <w:t>CI</w:t>
-      </w:r>
-      <w:r>
-        <w:rPr>
-          <w:rFonts w:hint="eastAsia"/>
-          <w:noProof/>
-        </w:rPr>
-        <w:t>未跑成功</w:t>
-      </w:r>
-      <w:r>
-        <w:rPr>
-          <w:rFonts w:hint="eastAsia"/>
-          <w:noProof/>
-        </w:rPr>
-        <w:t>，</w:t>
-      </w:r>
       <w:r>
         <w:rPr>
           <w:rFonts w:hint="eastAsia"/>
@@ -7550,7 +7501,6 @@
           <w:p>
             <w:pPr>
               <w:rPr>
-                <w:rFonts w:hint="eastAsia"/>
                 <w:color w:val="BFBFBF" w:themeColor="background1" w:themeShade="BF"/>
               </w:rPr>
             </w:pPr>
@@ -7565,7 +7515,6 @@
           <w:p>
             <w:pPr>
               <w:rPr>
-                <w:rFonts w:hint="eastAsia"/>
                 <w:color w:val="BFBFBF" w:themeColor="background1" w:themeShade="BF"/>
               </w:rPr>
             </w:pPr>
@@ -7580,7 +7529,6 @@
           <w:p>
             <w:pPr>
               <w:rPr>
-                <w:rFonts w:hint="eastAsia"/>
                 <w:color w:val="BFBFBF" w:themeColor="background1" w:themeShade="BF"/>
               </w:rPr>
             </w:pPr>
@@ -7610,7 +7558,6 @@
             <w:pPr>
               <w:jc w:val="left"/>
               <w:rPr>
-                <w:rFonts w:hint="eastAsia"/>
                 <w:color w:val="BFBFBF" w:themeColor="background1" w:themeShade="BF"/>
               </w:rPr>
             </w:pPr>
